--- a/论文项目/submission_package_EAAI/02_title_page_with_author_details/Title Page with Author Details.docx
+++ b/论文项目/submission_package_EAAI/02_title_page_with_author_details/Title Page with Author Details.docx
@@ -83,7 +83,7 @@
             <w:pPr>
               <w:pStyle w:val="ad"/>
               <w:rPr>
-                <w:rFonts w:eastAsia="宋体" w:hint="eastAsia"/>
+                <w:rFonts w:eastAsia="宋体"/>
               </w:rPr>
             </w:pPr>
             <w:r>
@@ -116,7 +116,46 @@
           <w:p>
             <w:pPr>
               <w:pStyle w:val="ad"/>
+              <w:rPr>
+                <w:rFonts w:hint="eastAsia"/>
+              </w:rPr>
             </w:pPr>
+            <w:r>
+              <w:rPr>
+                <w:rFonts w:hint="eastAsia"/>
+              </w:rPr>
+              <w:t>Min Wu,Huicheng Zhou,</w:t>
+            </w:r>
+            <w:r>
+              <w:rPr>
+                <w:rFonts w:hint="eastAsia"/>
+              </w:rPr>
+              <w:t xml:space="preserve">Zifang Hu </w:t>
+            </w:r>
+            <w:r>
+              <w:rPr>
+                <w:rFonts w:hint="eastAsia"/>
+              </w:rPr>
+              <w:t>*</w:t>
+            </w:r>
+            <w:r>
+              <w:rPr>
+                <w:rFonts w:hint="eastAsia"/>
+              </w:rPr>
+              <w:t xml:space="preserve"> </w:t>
+            </w:r>
+            <w:r>
+              <w:rPr>
+                <w:rFonts w:hint="eastAsia"/>
+              </w:rPr>
+              <w:t>,Chao Wang</w:t>
+            </w:r>
+            <w:r>
+              <w:rPr>
+                <w:rFonts w:hint="eastAsia"/>
+              </w:rPr>
+              <w:t>,Weihao Li</w:t>
+            </w:r>
           </w:p>
         </w:tc>
       </w:tr>
@@ -141,20 +180,12 @@
           <w:p>
             <w:pPr>
               <w:pStyle w:val="ad"/>
-            </w:pPr>
-            <w:r>
-              <w:t>School of Mechanical Science and Engineering, Huazhong University of Science and Technology, Wuhan 430074, China</w:t>
-            </w:r>
-          </w:p>
-          <w:p>
-            <w:pPr>
-              <w:pStyle w:val="ad"/>
               <w:rPr>
                 <w:rFonts w:hint="eastAsia"/>
               </w:rPr>
             </w:pPr>
             <w:r>
-              <w:t>National Center of Technology Innovation for Intelligent Design and Numerical Control, Wuhan 430074, China</w:t>
+              <w:t>School of Mechanical Science and Engineering, Huazhong University of Science and Technology, Wuhan 430074, China</w:t>
             </w:r>
           </w:p>
         </w:tc>
@@ -188,7 +219,7 @@
               <w:rPr>
                 <w:rFonts w:hint="eastAsia"/>
               </w:rPr>
-              <w:t>Huicheng Zhou</w:t>
+              <w:t>Zifang Hu</w:t>
             </w:r>
           </w:p>
         </w:tc>
@@ -214,15 +245,18 @@
           <w:p>
             <w:pPr>
               <w:pStyle w:val="ad"/>
-              <w:rPr>
-                <w:rFonts w:hint="eastAsia"/>
-              </w:rPr>
             </w:pPr>
             <w:r>
               <w:rPr>
                 <w:rFonts w:hint="eastAsia"/>
               </w:rPr>
-              <w:t>zhouhuicheng@hust.edu.cn</w:t>
+              <w:t>huzifang</w:t>
+            </w:r>
+            <w:r>
+              <w:rPr>
+                <w:rFonts w:hint="eastAsia"/>
+              </w:rPr>
+              <w:t>@hust.edu.cn</w:t>
             </w:r>
           </w:p>
         </w:tc>
@@ -285,20 +319,6 @@
             </w:r>
             <w:r>
               <w:t>0009-0003-6865-115X</w:t>
-            </w:r>
-          </w:p>
-          <w:p>
-            <w:pPr>
-              <w:pStyle w:val="ad"/>
-              <w:rPr>
-                <w:rFonts w:hint="eastAsia"/>
-              </w:rPr>
-            </w:pPr>
-            <w:r>
-              <w:rPr>
-                <w:rFonts w:hint="eastAsia"/>
-              </w:rPr>
-              <w:t>Huicheng Zhou:</w:t>
             </w:r>
           </w:p>
         </w:tc>
@@ -390,15 +410,18 @@
               <w:pStyle w:val="ad"/>
             </w:pPr>
             <w:r>
-              <w:t>Huicheng Zhou: Conceptualization, Supervision, Project administration, Funding acquisition, Writing – review &amp; editing.</w:t>
+              <w:rPr>
+                <w:rFonts w:hint="eastAsia"/>
+              </w:rPr>
+              <w:t>Zifang Hu</w:t>
+            </w:r>
+            <w:r>
+              <w:t>: Conceptualization, Supervision, Project administration, Funding acquisition, Writing – review &amp; editing.</w:t>
             </w:r>
           </w:p>
           <w:p>
             <w:pPr>
               <w:pStyle w:val="ad"/>
-              <w:rPr>
-                <w:rFonts w:hint="eastAsia"/>
-              </w:rPr>
             </w:pPr>
             <w:r>
               <w:rPr>
@@ -2107,6 +2130,7 @@
   <w:style w:type="character" w:default="1" w:styleId="a3">
     <w:name w:val="Default Paragraph Font"/>
     <w:uiPriority w:val="1"/>
+    <w:semiHidden/>
     <w:unhideWhenUsed/>
   </w:style>
   <w:style w:type="table" w:default="1" w:styleId="a4">

--- a/论文项目/submission_package_EAAI/02_title_page_with_author_details/Title Page with Author Details.docx
+++ b/论文项目/submission_package_EAAI/02_title_page_with_author_details/Title Page with Author Details.docx
@@ -82,15 +82,33 @@
           <w:p>
             <w:pPr>
               <w:pStyle w:val="ad"/>
-              <w:rPr>
-                <w:rFonts w:eastAsia="宋体"/>
-              </w:rPr>
             </w:pPr>
             <w:r>
-              <w:rPr>
-                <w:rFonts w:ascii="宋体" w:eastAsia="宋体" w:hAnsi="宋体" w:hint="eastAsia"/>
-              </w:rPr>
-              <w:t>Min Wu</w:t>
+              <w:t xml:space="preserve">Min Wu, </w:t>
+            </w:r>
+            <w:proofErr w:type="spellStart"/>
+            <w:r>
+              <w:t>Huicheng</w:t>
+            </w:r>
+            <w:proofErr w:type="spellEnd"/>
+            <w:r>
+              <w:t xml:space="preserve"> Zhou, </w:t>
+            </w:r>
+            <w:proofErr w:type="spellStart"/>
+            <w:r>
+              <w:t>Zifang</w:t>
+            </w:r>
+            <w:proofErr w:type="spellEnd"/>
+            <w:r>
+              <w:t xml:space="preserve"> Hu, Chao Wang, </w:t>
+            </w:r>
+            <w:proofErr w:type="spellStart"/>
+            <w:r>
+              <w:t>Weihao</w:t>
+            </w:r>
+            <w:proofErr w:type="spellEnd"/>
+            <w:r>
+              <w:t xml:space="preserve"> Li</w:t>
             </w:r>
           </w:p>
         </w:tc>
@@ -116,45 +134,33 @@
           <w:p>
             <w:pPr>
               <w:pStyle w:val="ad"/>
-              <w:rPr>
-                <w:rFonts w:hint="eastAsia"/>
-              </w:rPr>
             </w:pPr>
             <w:r>
-              <w:rPr>
-                <w:rFonts w:hint="eastAsia"/>
-              </w:rPr>
-              <w:t>Min Wu,Huicheng Zhou,</w:t>
+              <w:t xml:space="preserve">Min Wu¹, </w:t>
             </w:r>
+            <w:proofErr w:type="spellStart"/>
             <w:r>
-              <w:rPr>
-                <w:rFonts w:hint="eastAsia"/>
-              </w:rPr>
-              <w:t xml:space="preserve">Zifang Hu </w:t>
+              <w:t>Huicheng</w:t>
             </w:r>
+            <w:proofErr w:type="spellEnd"/>
             <w:r>
-              <w:rPr>
-                <w:rFonts w:hint="eastAsia"/>
-              </w:rPr>
-              <w:t>*</w:t>
+              <w:t xml:space="preserve"> Zhou¹, </w:t>
             </w:r>
+            <w:proofErr w:type="spellStart"/>
             <w:r>
-              <w:rPr>
-                <w:rFonts w:hint="eastAsia"/>
-              </w:rPr>
-              <w:t xml:space="preserve"> </w:t>
+              <w:t>Zifang</w:t>
             </w:r>
+            <w:proofErr w:type="spellEnd"/>
             <w:r>
-              <w:rPr>
-                <w:rFonts w:hint="eastAsia"/>
-              </w:rPr>
-              <w:t>,Chao Wang</w:t>
+              <w:t xml:space="preserve"> Hu¹*, Chao Wang², </w:t>
             </w:r>
+            <w:proofErr w:type="spellStart"/>
             <w:r>
-              <w:rPr>
-                <w:rFonts w:hint="eastAsia"/>
-              </w:rPr>
-              <w:t>,Weihao Li</w:t>
+              <w:t>Weihao</w:t>
+            </w:r>
+            <w:proofErr w:type="spellEnd"/>
+            <w:r>
+              <w:t xml:space="preserve"> Li¹</w:t>
             </w:r>
           </w:p>
         </w:tc>
@@ -180,12 +186,17 @@
           <w:p>
             <w:pPr>
               <w:pStyle w:val="ad"/>
-              <w:rPr>
-                <w:rFonts w:hint="eastAsia"/>
-              </w:rPr>
             </w:pPr>
             <w:r>
-              <w:t>School of Mechanical Science and Engineering, Huazhong University of Science and Technology, Wuhan 430074, China</w:t>
+              <w:t>¹ School of Mechanical Science and Engineering, Huazhong University of Science and Technology, Wuhan 430074, China</w:t>
+            </w:r>
+          </w:p>
+          <w:p>
+            <w:pPr>
+              <w:pStyle w:val="ad"/>
+            </w:pPr>
+            <w:r>
+              <w:t>² National Center of Technology Innovation for Intelligent Design and Numerical Control, Wuhan 430074, China</w:t>
             </w:r>
           </w:p>
         </w:tc>
@@ -211,15 +222,20 @@
           <w:p>
             <w:pPr>
               <w:pStyle w:val="ad"/>
-              <w:rPr>
-                <w:rFonts w:hint="eastAsia"/>
-              </w:rPr>
             </w:pPr>
+            <w:proofErr w:type="spellStart"/>
             <w:r>
               <w:rPr>
                 <w:rFonts w:hint="eastAsia"/>
               </w:rPr>
-              <w:t>Zifang Hu</w:t>
+              <w:t>Zifang</w:t>
+            </w:r>
+            <w:proofErr w:type="spellEnd"/>
+            <w:r>
+              <w:rPr>
+                <w:rFonts w:hint="eastAsia"/>
+              </w:rPr>
+              <w:t xml:space="preserve"> Hu</w:t>
             </w:r>
           </w:p>
         </w:tc>
@@ -284,7 +300,15 @@
               <w:pStyle w:val="ad"/>
             </w:pPr>
             <w:r>
-              <w:t>School of Mechanical Science and Engineering, Huazhong University of Science and Technology, 1037 Luoyu Road, Wuhan, Hubei 430074, China</w:t>
+              <w:t xml:space="preserve">School of Mechanical Science and Engineering, Huazhong University of Science and Technology, 1037 </w:t>
+            </w:r>
+            <w:proofErr w:type="spellStart"/>
+            <w:r>
+              <w:t>Luoyu</w:t>
+            </w:r>
+            <w:proofErr w:type="spellEnd"/>
+            <w:r>
+              <w:t xml:space="preserve"> Road, Wuhan, Hubei 430074, China</w:t>
             </w:r>
           </w:p>
         </w:tc>
@@ -374,7 +398,7 @@
               <w:pStyle w:val="ad"/>
             </w:pPr>
             <w:r>
-              <w:t>This research was supported by the Joint Laboratory for Industrial Innovation in Advanced CNC Systems, Wuhan (Project No. 2024010902040450).</w:t>
+              <w:t>This work was supported by the Wuhan Industrial Innovation Joint Laboratory for High-end CNC Systems, Huazhong University of Science and Technology (Project No. 2024010902040450).</w:t>
             </w:r>
           </w:p>
         </w:tc>
@@ -400,9 +424,75 @@
           <w:p>
             <w:pPr>
               <w:pStyle w:val="ad"/>
+              <w:rPr>
+                <w:rFonts w:hint="eastAsia"/>
+              </w:rPr>
             </w:pPr>
             <w:r>
-              <w:t>Min Wu: Conceptualization, Methodology, Code, Validation, Formal analysis, Investigation, Data curation, Writing – original draft, Visualization.</w:t>
+              <w:t xml:space="preserve">Min Wu: </w:t>
+            </w:r>
+            <w:r>
+              <w:t>Conceptualization; Formal analysis; Methodology; Software; Visualization; Writing – original draft; Writing – review &amp; editing</w:t>
+            </w:r>
+            <w:r>
+              <w:rPr>
+                <w:rFonts w:hint="eastAsia"/>
+              </w:rPr>
+              <w:t>.</w:t>
+            </w:r>
+          </w:p>
+          <w:p>
+            <w:pPr>
+              <w:pStyle w:val="ad"/>
+            </w:pPr>
+            <w:proofErr w:type="spellStart"/>
+            <w:r>
+              <w:rPr>
+                <w:rFonts w:hint="eastAsia"/>
+              </w:rPr>
+              <w:t>Huicheng</w:t>
+            </w:r>
+            <w:proofErr w:type="spellEnd"/>
+            <w:r>
+              <w:rPr>
+                <w:rFonts w:hint="eastAsia"/>
+              </w:rPr>
+              <w:t xml:space="preserve"> Zhou:</w:t>
+            </w:r>
+            <w:r>
+              <w:rPr>
+                <w:rFonts w:ascii="Arial" w:hAnsi="Arial" w:cs="Arial"/>
+                <w:color w:val="242424"/>
+              </w:rPr>
+              <w:t xml:space="preserve"> </w:t>
+            </w:r>
+            <w:r>
+              <w:t>Methodology, Validation, Writing – review &amp; editing.</w:t>
+            </w:r>
+          </w:p>
+          <w:p>
+            <w:pPr>
+              <w:pStyle w:val="ad"/>
+            </w:pPr>
+            <w:proofErr w:type="spellStart"/>
+            <w:r>
+              <w:rPr>
+                <w:rFonts w:hint="eastAsia"/>
+              </w:rPr>
+              <w:t>Zifang</w:t>
+            </w:r>
+            <w:proofErr w:type="spellEnd"/>
+            <w:r>
+              <w:rPr>
+                <w:rFonts w:hint="eastAsia"/>
+              </w:rPr>
+              <w:t xml:space="preserve"> Hu</w:t>
+            </w:r>
+            <w:r>
+              <w:t xml:space="preserve">: </w:t>
+            </w:r>
+            <w:r>
+              <w:t>Conceptualization, Supervision, Writing – review &amp; editing.</w:t>
             </w:r>
           </w:p>
           <w:p>
@@ -413,31 +503,55 @@
               <w:rPr>
                 <w:rFonts w:hint="eastAsia"/>
               </w:rPr>
-              <w:t>Zifang Hu</w:t>
+              <w:t>Chao Wang:</w:t>
             </w:r>
             <w:r>
-              <w:t>: Conceptualization, Supervision, Project administration, Funding acquisition, Writing – review &amp; editing.</w:t>
+              <w:rPr>
+                <w:rFonts w:ascii="Arial" w:hAnsi="Arial" w:cs="Arial"/>
+                <w:color w:val="242424"/>
+              </w:rPr>
+              <w:t xml:space="preserve"> </w:t>
+            </w:r>
+            <w:r>
+              <w:t>Resources, Project administration, Writing – review &amp; editing.</w:t>
             </w:r>
           </w:p>
           <w:p>
             <w:pPr>
               <w:pStyle w:val="ad"/>
+              <w:rPr>
+                <w:rFonts w:hint="eastAsia"/>
+              </w:rPr>
             </w:pPr>
+            <w:proofErr w:type="spellStart"/>
             <w:r>
               <w:rPr>
                 <w:rFonts w:hint="eastAsia"/>
               </w:rPr>
-              <w:t>Others:</w:t>
+              <w:t>Weihao</w:t>
+            </w:r>
+            <w:proofErr w:type="spellEnd"/>
+            <w:r>
+              <w:rPr>
+                <w:rFonts w:hint="eastAsia"/>
+              </w:rPr>
+              <w:t xml:space="preserve"> Li:</w:t>
             </w:r>
             <w:r>
               <w:rPr>
-                <w:rFonts w:ascii="Times New Roman" w:hAnsi="Times New Roman"/>
-                <w:sz w:val="24"/>
+                <w:rFonts w:ascii="Arial" w:hAnsi="Arial" w:cs="Arial"/>
+                <w:color w:val="242424"/>
               </w:rPr>
               <w:t xml:space="preserve"> </w:t>
             </w:r>
             <w:r>
-              <w:t>Methodology, Validation, Writing – review &amp; editing.</w:t>
+              <w:t>Methodology, Validation, Writing – review &amp; editing</w:t>
+            </w:r>
+            <w:r>
+              <w:rPr>
+                <w:rFonts w:hint="eastAsia"/>
+              </w:rPr>
+              <w:t>.</w:t>
             </w:r>
           </w:p>
         </w:tc>
@@ -2130,7 +2244,6 @@
   <w:style w:type="character" w:default="1" w:styleId="a3">
     <w:name w:val="Default Paragraph Font"/>
     <w:uiPriority w:val="1"/>
-    <w:semiHidden/>
     <w:unhideWhenUsed/>
   </w:style>
   <w:style w:type="table" w:default="1" w:styleId="a4">
